--- a/CNTT3-Nhap-mon-Session06_Ex02.docx
+++ b/CNTT3-Nhap-mon-Session06_Ex02.docx
@@ -284,23 +284,7 @@
           <w:sz w:val="28"/>
           <w:szCs w:val="28"/>
         </w:rPr>
-        <w:t>S</w:t>
-      </w:r>
-      <w:r>
-        <w:rPr>
-          <w:rFonts w:ascii="Times New Roman" w:hAnsi="Times New Roman" w:cs="Times New Roman"/>
-          <w:sz w:val="28"/>
-          <w:szCs w:val="28"/>
-        </w:rPr>
-        <w:t xml:space="preserve">ai lầm của An </w:t>
-      </w:r>
-      <w:r>
-        <w:rPr>
-          <w:rFonts w:ascii="Times New Roman" w:hAnsi="Times New Roman" w:cs="Times New Roman"/>
-          <w:sz w:val="28"/>
-          <w:szCs w:val="28"/>
-        </w:rPr>
-        <w:t xml:space="preserve">là: dùng câu lệnh </w:t>
+        <w:t xml:space="preserve">Sai lầm của An là: dùng câu lệnh </w:t>
       </w:r>
       <w:r>
         <w:rPr>
@@ -327,23 +311,7 @@
           <w:sz w:val="28"/>
           <w:szCs w:val="28"/>
         </w:rPr>
-        <w:t>Lệnh này lọc tên file hoặc thư mục có chứa chuỗi 404</w:t>
-      </w:r>
-      <w:r>
-        <w:rPr>
-          <w:rFonts w:ascii="Times New Roman" w:hAnsi="Times New Roman" w:cs="Times New Roman"/>
-          <w:sz w:val="28"/>
-          <w:szCs w:val="28"/>
-        </w:rPr>
-        <w:t>, nó không tìm kí tự 404 trong file nên k</w:t>
-      </w:r>
-      <w:r>
-        <w:rPr>
-          <w:rFonts w:ascii="Times New Roman" w:hAnsi="Times New Roman" w:cs="Times New Roman"/>
-          <w:sz w:val="28"/>
-          <w:szCs w:val="28"/>
-        </w:rPr>
-        <w:t>ết quả trả về trống rỗng dù trong file log có rất nhiều lỗi 404.</w:t>
+        <w:t>Lệnh này lọc tên file hoặc thư mục có chứa chuỗi 404, nó không tìm kí tự 404 trong file nên kết quả trả về trống rỗng dù trong file log có rất nhiều lỗi 404.</w:t>
       </w:r>
     </w:p>
     <w:p>
@@ -381,59 +349,7 @@
           <w:sz w:val="28"/>
           <w:szCs w:val="28"/>
         </w:rPr>
-        <w:t>Get-Content -Path .\hope.log |Select-String -Pattern "</w:t>
-      </w:r>
-      <w:r>
-        <w:rPr>
-          <w:rFonts w:ascii="Times New Roman" w:eastAsia="Times New Roman" w:hAnsi="Times New Roman" w:cs="Times New Roman"/>
-          <w:kern w:val="0"/>
-          <w:sz w:val="28"/>
-          <w:szCs w:val="28"/>
-          <w14:ligatures w14:val="none"/>
-        </w:rPr>
-        <w:t xml:space="preserve"> </w:t>
-      </w:r>
-      <w:r>
-        <w:rPr>
-          <w:rFonts w:ascii="Times New Roman" w:hAnsi="Times New Roman" w:cs="Times New Roman"/>
-          <w:sz w:val="28"/>
-          <w:szCs w:val="28"/>
-        </w:rPr>
-        <w:t>ERROR"</w:t>
-      </w:r>
-      <w:r>
-        <w:rPr>
-          <w:rFonts w:ascii="Times New Roman" w:hAnsi="Times New Roman" w:cs="Times New Roman"/>
-          <w:sz w:val="28"/>
-          <w:szCs w:val="28"/>
-        </w:rPr>
-        <w:t xml:space="preserve"> | </w:t>
-      </w:r>
-      <w:r>
-        <w:rPr>
-          <w:rFonts w:ascii="Times New Roman" w:hAnsi="Times New Roman" w:cs="Times New Roman"/>
-          <w:sz w:val="28"/>
-          <w:szCs w:val="28"/>
-        </w:rPr>
-        <w:t>Select-String -Pattern "</w:t>
-      </w:r>
-      <w:r>
-        <w:rPr>
-          <w:rFonts w:ascii="Times New Roman" w:eastAsia="Times New Roman" w:hAnsi="Times New Roman" w:cs="Times New Roman"/>
-          <w:kern w:val="0"/>
-          <w:sz w:val="28"/>
-          <w:szCs w:val="28"/>
-          <w14:ligatures w14:val="none"/>
-        </w:rPr>
-        <w:t xml:space="preserve"> </w:t>
-      </w:r>
-      <w:r>
-        <w:rPr>
-          <w:rFonts w:ascii="Times New Roman" w:hAnsi="Times New Roman" w:cs="Times New Roman"/>
-          <w:sz w:val="28"/>
-          <w:szCs w:val="28"/>
-        </w:rPr>
-        <w:t>404"</w:t>
+        <w:t>Get-Content -Path .\hope.log |Select-String -Pattern "ERROR" | Select-String -Pattern "404"</w:t>
       </w:r>
     </w:p>
     <w:sectPr>
@@ -1049,6 +965,7 @@
   <w:style w:type="character" w:default="1" w:styleId="DefaultParagraphFont">
     <w:name w:val="Default Paragraph Font"/>
     <w:uiPriority w:val="1"/>
+    <w:semiHidden/>
     <w:unhideWhenUsed/>
   </w:style>
   <w:style w:type="table" w:default="1" w:styleId="TableNormal">
